--- a/public/temas/ejercicio-1/ESQUEMA TEMA 48.docx
+++ b/public/temas/ejercicio-1/ESQUEMA TEMA 48.docx
@@ -330,7 +330,7 @@
           <w:rFonts w:ascii="Cambria" w:hAnsi="Cambria" w:cs="Cambria" w:eastAsia="Cambria"/>
           <w:sz w:val="22"/>
         </w:rPr>
-        <w:t xml:space="preserve">Frutas y hortalizas, desde 1-1-2025: </w:t>
+        <w:t xml:space="preserve">Frutas y hortalizas, desde 1 de enero de 2025: </w:t>
       </w:r>
       <w:r>
         <w:rPr>
@@ -1970,7 +1970,7 @@
           <w:rFonts w:ascii="Cambria" w:hAnsi="Cambria" w:cs="Cambria" w:eastAsia="Cambria"/>
           <w:sz w:val="22"/>
         </w:rPr>
-        <w:t>Frutos secos: humedad máxima (almendra sin cáscara &lt;7%, con cáscara &lt;11%), frutos vanos, rancidez</w:t>
+        <w:t>Frutos secos: humedad máxima (almendra sin cáscara &lt;7 %, con cáscara &lt;11 %), frutos vanos, rancidez</w:t>
       </w:r>
     </w:p>
     <w:p>
@@ -2155,7 +2155,7 @@
           <w:rFonts w:ascii="Cambria" w:hAnsi="Cambria" w:cs="Cambria" w:eastAsia="Cambria"/>
           <w:sz w:val="22"/>
         </w:rPr>
-        <w:t>Miel: HMF, diastasa, humedad &lt;20%</w:t>
+        <w:t>Miel: HMF, diastasa, humedad &lt;20 %</w:t>
       </w:r>
     </w:p>
     <w:p>
@@ -2239,7 +2239,7 @@
           <w:rFonts w:ascii="Cambria" w:hAnsi="Cambria" w:cs="Cambria" w:eastAsia="Cambria"/>
           <w:sz w:val="22"/>
         </w:rPr>
-        <w:t>Aceite de oliva virgen: acidez libre (hasta 0,8% en Virgen Extra), índice de peróxidos, absorbancia UV, medianas del defecto y del frutado (panel de cata)</w:t>
+        <w:t>Aceite de oliva virgen: acidez libre (hasta 0,8 % en Virgen Extra), índice de peróxidos, absorbancia UV, medianas del defecto y del frutado (panel de cata)</w:t>
       </w:r>
     </w:p>
     <w:p>
@@ -2411,7 +2411,7 @@
           <w:rFonts w:ascii="Cambria" w:hAnsi="Cambria" w:cs="Cambria" w:eastAsia="Cambria"/>
           <w:sz w:val="22"/>
         </w:rPr>
-        <w:t>Carne magra: ~20% proteína, 60-75% agua</w:t>
+        <w:t>Carne magra: ~20 % proteína, 60-75 % agua</w:t>
       </w:r>
     </w:p>
     <w:p>
@@ -2807,7 +2807,7 @@
           <w:rFonts w:ascii="Cambria" w:hAnsi="Cambria" w:cs="Cambria" w:eastAsia="Cambria"/>
           <w:sz w:val="22"/>
         </w:rPr>
-        <w:t>EE.UU.: FDA, panel Nutrition Facts, raciones habituales (RACC)</w:t>
+        <w:t>EEUU: FDA, panel Nutrition Facts, raciones habituales (RACC)</w:t>
       </w:r>
     </w:p>
     <w:p>
@@ -3157,7 +3157,7 @@
           <w:rFonts w:ascii="Cambria" w:hAnsi="Cambria" w:cs="Cambria" w:eastAsia="Cambria"/>
           <w:sz w:val="22"/>
         </w:rPr>
-        <w:t>: 5% de Categoría I, dentro de él máx. 0,5% de Categoría II</w:t>
+        <w:t>: 5 % de Categoría I, dentro de él máx. 0,5 % de Categoría II</w:t>
       </w:r>
     </w:p>
     <w:p>
@@ -3179,7 +3179,7 @@
           <w:rFonts w:ascii="Cambria" w:hAnsi="Cambria" w:cs="Cambria" w:eastAsia="Cambria"/>
           <w:sz w:val="22"/>
         </w:rPr>
-        <w:t>: 10% de Categoría II, dentro de él máx. 1% fuera de II y mínimos (incluye podredumbre)</w:t>
+        <w:t>: 10 % de Categoría II, dentro de él máx. 1 % fuera de II y mínimos (incluye podredumbre)</w:t>
       </w:r>
     </w:p>
     <w:p>
@@ -3201,7 +3201,7 @@
           <w:rFonts w:ascii="Cambria" w:hAnsi="Cambria" w:cs="Cambria" w:eastAsia="Cambria"/>
           <w:sz w:val="22"/>
         </w:rPr>
-        <w:t>: 10% fuera de categoría y mínimos, sin frutos impropios, máx. 2% con podredumbre</w:t>
+        <w:t>: 10 % fuera de categoría y mínimos, sin frutos impropios, máx. 2 % con podredumbre</w:t>
       </w:r>
     </w:p>
     <w:p>
@@ -3223,7 +3223,7 @@
           <w:rFonts w:ascii="Cambria" w:hAnsi="Cambria" w:cs="Cambria" w:eastAsia="Cambria"/>
           <w:sz w:val="22"/>
         </w:rPr>
-        <w:t>: 10% en peso o número de frutos, todas las categorías</w:t>
+        <w:t>: 10 % en peso o número de frutos, todas las categorías</w:t>
       </w:r>
     </w:p>
     <w:p>
